--- a/cards/34.docx
+++ b/cards/34.docx
@@ -1,13 +1,13 @@
 
 <file path=word/document.xml><?xml version="1.0" encoding="utf-8"?>
-<w:document xmlns:ve="http://schemas.openxmlformats.org/markup-compatibility/2006" xmlns:o="urn:schemas-microsoft-com:office:office" xmlns:r="http://schemas.openxmlformats.org/officeDocument/2006/relationships" xmlns:m="http://schemas.openxmlformats.org/officeDocument/2006/math" xmlns:v="urn:schemas-microsoft-com:vml" xmlns:wp="http://schemas.openxmlformats.org/drawingml/2006/wordprocessingDrawing" xmlns:w10="urn:schemas-microsoft-com:office:word" xmlns:w="http://schemas.openxmlformats.org/wordprocessingml/2006/main" xmlns:wne="http://schemas.microsoft.com/office/word/2006/wordml">
+<w:document xmlns:wpc="http://schemas.microsoft.com/office/word/2010/wordprocessingCanvas" xmlns:cx="http://schemas.microsoft.com/office/drawing/2014/chartex" xmlns:cx1="http://schemas.microsoft.com/office/drawing/2015/9/8/chartex" xmlns:cx2="http://schemas.microsoft.com/office/drawing/2015/10/21/chartex" xmlns:cx3="http://schemas.microsoft.com/office/drawing/2016/5/9/chartex" xmlns:cx4="http://schemas.microsoft.com/office/drawing/2016/5/10/chartex" xmlns:cx5="http://schemas.microsoft.com/office/drawing/2016/5/11/chartex" xmlns:cx6="http://schemas.microsoft.com/office/drawing/2016/5/12/chartex" xmlns:cx7="http://schemas.microsoft.com/office/drawing/2016/5/13/chartex" xmlns:cx8="http://schemas.microsoft.com/office/drawing/2016/5/14/chartex" xmlns:mc="http://schemas.openxmlformats.org/markup-compatibility/2006" xmlns:aink="http://schemas.microsoft.com/office/drawing/2016/ink" xmlns:am3d="http://schemas.microsoft.com/office/drawing/2017/model3d" xmlns:o="urn:schemas-microsoft-com:office:office" xmlns:oel="http://schemas.microsoft.com/office/2019/extlst" xmlns:r="http://schemas.openxmlformats.org/officeDocument/2006/relationships" xmlns:m="http://schemas.openxmlformats.org/officeDocument/2006/math" xmlns:v="urn:schemas-microsoft-com:vml" xmlns:wp14="http://schemas.microsoft.com/office/word/2010/wordprocessingDrawing" xmlns:wp="http://schemas.openxmlformats.org/drawingml/2006/wordprocessingDrawing" xmlns:w10="urn:schemas-microsoft-com:office:word" xmlns:w="http://schemas.openxmlformats.org/wordprocessingml/2006/main" xmlns:w14="http://schemas.microsoft.com/office/word/2010/wordml" xmlns:w15="http://schemas.microsoft.com/office/word/2012/wordml" xmlns:w16cex="http://schemas.microsoft.com/office/word/2018/wordml/cex" xmlns:w16cid="http://schemas.microsoft.com/office/word/2016/wordml/cid" xmlns:w16="http://schemas.microsoft.com/office/word/2018/wordml" xmlns:w16du="http://schemas.microsoft.com/office/word/2023/wordml/word16du" xmlns:w16sdtdh="http://schemas.microsoft.com/office/word/2020/wordml/sdtdatahash" xmlns:w16sdtfl="http://schemas.microsoft.com/office/word/2024/wordml/sdtformatlock" xmlns:w16se="http://schemas.microsoft.com/office/word/2015/wordml/symex" xmlns:wpg="http://schemas.microsoft.com/office/word/2010/wordprocessingGroup" xmlns:wpi="http://schemas.microsoft.com/office/word/2010/wordprocessingInk" xmlns:wne="http://schemas.microsoft.com/office/word/2006/wordml" xmlns:wps="http://schemas.microsoft.com/office/word/2010/wordprocessingShape" mc:Ignorable="w14 w15 w16se w16cid w16 w16cex w16sdtdh w16sdtfl w16du wp14">
   <w:body>
     <w:tbl>
       <w:tblPr>
         <w:tblStyle w:val="TableGrid"/>
         <w:tblW w:w="0" w:type="auto"/>
         <w:shd w:val="clear" w:color="auto" w:fill="FFFFFF" w:themeFill="background1"/>
-        <w:tblLook w:val="04A0"/>
+        <w:tblLook w:val="04A0" w:firstRow="1" w:lastRow="0" w:firstColumn="1" w:lastColumn="0" w:noHBand="0" w:noVBand="1"/>
       </w:tblPr>
       <w:tblGrid>
         <w:gridCol w:w="4361"/>
@@ -123,9 +123,10 @@
             <w:r>
               <w:rPr>
                 <w:i/>
+                <w:noProof/>
               </w:rPr>
               <w:drawing>
-                <wp:inline distT="0" distB="0" distL="0" distR="0">
+                <wp:inline distT="0" distB="0" distL="0" distR="0" wp14:anchorId="479FAD8D" wp14:editId="53D1C467">
                   <wp:extent cx="576263" cy="360000"/>
                   <wp:effectExtent l="19050" t="0" r="0" b="0"/>
                   <wp:docPr id="2" name="Picture 22"/>
@@ -279,7 +280,28 @@
                 <w:sz w:val="24"/>
                 <w:szCs w:val="24"/>
               </w:rPr>
-              <w:t xml:space="preserve"> Can; -1 Supply; Carpet Bombing</w:t>
+              <w:t xml:space="preserve"> Can; </w:t>
+            </w:r>
+          </w:p>
+          <w:p>
+            <w:pPr>
+              <w:rPr>
+                <w:b/>
+                <w:i/>
+                <w:color w:val="00B050"/>
+                <w:sz w:val="24"/>
+                <w:szCs w:val="24"/>
+              </w:rPr>
+            </w:pPr>
+            <w:r>
+              <w:rPr>
+                <w:b/>
+                <w:i/>
+                <w:color w:val="00B050"/>
+                <w:sz w:val="24"/>
+                <w:szCs w:val="24"/>
+              </w:rPr>
+              <w:t>Carpet Bombing</w:t>
             </w:r>
           </w:p>
         </w:tc>
@@ -324,51 +346,37 @@
             </w:pPr>
             <w:r>
               <w:rPr>
-                <w:rFonts w:cstheme="minorHAnsi"/>
-                <w:i/>
                 <w:noProof/>
-                <w:color w:val="365F91" w:themeColor="accent1" w:themeShade="BF"/>
-                <w:lang w:eastAsia="en-GB"/>
               </w:rPr>
               <w:drawing>
-                <wp:inline distT="0" distB="0" distL="0" distR="0">
-                  <wp:extent cx="360000" cy="360000"/>
-                  <wp:effectExtent l="19050" t="0" r="1950" b="0"/>
-                  <wp:docPr id="1" name="Picture 31"/>
+                <wp:inline distT="0" distB="0" distL="0" distR="0" wp14:anchorId="6A8F0DD2" wp14:editId="6297C916">
+                  <wp:extent cx="658268" cy="340995"/>
+                  <wp:effectExtent l="0" t="0" r="0" b="0"/>
+                  <wp:docPr id="1960994769" name="Picture 1"/>
                   <wp:cNvGraphicFramePr>
-                    <a:graphicFrameLocks xmlns:a="http://schemas.openxmlformats.org/drawingml/2006/main"/>
+                    <a:graphicFrameLocks xmlns:a="http://schemas.openxmlformats.org/drawingml/2006/main" noChangeAspect="1"/>
                   </wp:cNvGraphicFramePr>
                   <a:graphic xmlns:a="http://schemas.openxmlformats.org/drawingml/2006/main">
                     <a:graphicData uri="http://schemas.openxmlformats.org/drawingml/2006/picture">
                       <pic:pic xmlns:pic="http://schemas.openxmlformats.org/drawingml/2006/picture">
                         <pic:nvPicPr>
-                          <pic:cNvPr id="0" name="Picture 31"/>
-                          <pic:cNvPicPr>
-                            <a:picLocks noChangeAspect="1" noChangeArrowheads="1"/>
-                          </pic:cNvPicPr>
+                          <pic:cNvPr id="1960994769" name=""/>
+                          <pic:cNvPicPr/>
                         </pic:nvPicPr>
                         <pic:blipFill>
-                          <a:blip r:embed="rId5" cstate="print"/>
-                          <a:srcRect/>
+                          <a:blip r:embed="rId5"/>
                           <a:stretch>
                             <a:fillRect/>
                           </a:stretch>
                         </pic:blipFill>
-                        <pic:spPr bwMode="auto">
+                        <pic:spPr>
                           <a:xfrm>
                             <a:off x="0" y="0"/>
-                            <a:ext cx="360000" cy="360000"/>
+                            <a:ext cx="670823" cy="347499"/>
                           </a:xfrm>
                           <a:prstGeom prst="rect">
                             <a:avLst/>
                           </a:prstGeom>
-                          <a:noFill/>
-                          <a:ln w="9525">
-                            <a:noFill/>
-                            <a:miter lim="800000"/>
-                            <a:headEnd/>
-                            <a:tailEnd/>
-                          </a:ln>
                         </pic:spPr>
                       </pic:pic>
                     </a:graphicData>
@@ -376,10 +384,7 @@
                 </wp:inline>
               </w:drawing>
             </w:r>
-          </w:p>
-          <w:p>
-            <w:pPr>
-              <w:jc w:val="center"/>
+            <w:r>
               <w:rPr>
                 <w:rFonts w:cstheme="minorHAnsi"/>
                 <w:i/>
@@ -387,8 +392,51 @@
                 <w:color w:val="365F91" w:themeColor="accent1" w:themeShade="BF"/>
                 <w:lang w:eastAsia="en-GB"/>
               </w:rPr>
-            </w:pPr>
-            <w:r>
+              <w:t xml:space="preserve">       </w:t>
+            </w:r>
+            <w:r>
+              <w:rPr>
+                <w:noProof/>
+              </w:rPr>
+              <w:drawing>
+                <wp:inline distT="0" distB="0" distL="0" distR="0" wp14:anchorId="14F05473" wp14:editId="2C3B764F">
+                  <wp:extent cx="388434" cy="419100"/>
+                  <wp:effectExtent l="0" t="0" r="0" b="0"/>
+                  <wp:docPr id="528535760" name="Picture 1"/>
+                  <wp:cNvGraphicFramePr>
+                    <a:graphicFrameLocks xmlns:a="http://schemas.openxmlformats.org/drawingml/2006/main" noChangeAspect="1"/>
+                  </wp:cNvGraphicFramePr>
+                  <a:graphic xmlns:a="http://schemas.openxmlformats.org/drawingml/2006/main">
+                    <a:graphicData uri="http://schemas.openxmlformats.org/drawingml/2006/picture">
+                      <pic:pic xmlns:pic="http://schemas.openxmlformats.org/drawingml/2006/picture">
+                        <pic:nvPicPr>
+                          <pic:cNvPr id="528535760" name=""/>
+                          <pic:cNvPicPr/>
+                        </pic:nvPicPr>
+                        <pic:blipFill>
+                          <a:blip r:embed="rId6"/>
+                          <a:stretch>
+                            <a:fillRect/>
+                          </a:stretch>
+                        </pic:blipFill>
+                        <pic:spPr>
+                          <a:xfrm>
+                            <a:off x="0" y="0"/>
+                            <a:ext cx="392299" cy="423271"/>
+                          </a:xfrm>
+                          <a:prstGeom prst="rect">
+                            <a:avLst/>
+                          </a:prstGeom>
+                        </pic:spPr>
+                      </pic:pic>
+                    </a:graphicData>
+                  </a:graphic>
+                </wp:inline>
+              </w:drawing>
+            </w:r>
+          </w:p>
+          <w:p>
+            <w:pPr>
               <w:rPr>
                 <w:rFonts w:cstheme="minorHAnsi"/>
                 <w:i/>
@@ -396,12 +444,8 @@
                 <w:color w:val="365F91" w:themeColor="accent1" w:themeShade="BF"/>
                 <w:lang w:eastAsia="en-GB"/>
               </w:rPr>
-              <w:t>1 x Kampfgruppe</w:t>
-            </w:r>
-          </w:p>
-          <w:p>
-            <w:pPr>
-              <w:jc w:val="center"/>
+            </w:pPr>
+            <w:r>
               <w:rPr>
                 <w:rFonts w:cstheme="minorHAnsi"/>
                 <w:i/>
@@ -409,7 +453,8 @@
                 <w:color w:val="365F91" w:themeColor="accent1" w:themeShade="BF"/>
                 <w:lang w:eastAsia="en-GB"/>
               </w:rPr>
-            </w:pPr>
+              <w:t xml:space="preserve">               </w:t>
+            </w:r>
             <w:r>
               <w:rPr>
                 <w:rFonts w:cstheme="minorHAnsi"/>
@@ -418,7 +463,39 @@
                 <w:color w:val="365F91" w:themeColor="accent1" w:themeShade="BF"/>
                 <w:lang w:eastAsia="en-GB"/>
               </w:rPr>
-              <w:t>(costs 2 actions to deploy)</w:t>
+              <w:t>1 x Kampfgruppe</w:t>
+            </w:r>
+            <w:r>
+              <w:rPr>
+                <w:rFonts w:cstheme="minorHAnsi"/>
+                <w:i/>
+                <w:noProof/>
+                <w:color w:val="365F91" w:themeColor="accent1" w:themeShade="BF"/>
+                <w:lang w:eastAsia="en-GB"/>
+              </w:rPr>
+              <w:t>*    Lose 1</w:t>
+            </w:r>
+          </w:p>
+          <w:p>
+            <w:pPr>
+              <w:jc w:val="center"/>
+              <w:rPr>
+                <w:rFonts w:cstheme="minorHAnsi"/>
+                <w:i/>
+                <w:noProof/>
+                <w:color w:val="365F91" w:themeColor="accent1" w:themeShade="BF"/>
+                <w:lang w:eastAsia="en-GB"/>
+              </w:rPr>
+            </w:pPr>
+            <w:r>
+              <w:rPr>
+                <w:rFonts w:cstheme="minorHAnsi"/>
+                <w:i/>
+                <w:noProof/>
+                <w:color w:val="365F91" w:themeColor="accent1" w:themeShade="BF"/>
+                <w:lang w:eastAsia="en-GB"/>
+              </w:rPr>
+              <w:t>*Deploy to map or Strategic Reserve for 1 Action</w:t>
             </w:r>
           </w:p>
           <w:p>
@@ -476,7 +553,15 @@
                 <w:i/>
                 <w:color w:val="C0504D" w:themeColor="accent2"/>
               </w:rPr>
-              <w:t>-1 DRM Reinforcements</w:t>
+              <w:t xml:space="preserve">-1 DRM </w:t>
+            </w:r>
+            <w:r>
+              <w:rPr>
+                <w:rFonts w:cstheme="minorHAnsi"/>
+                <w:i/>
+                <w:color w:val="C0504D" w:themeColor="accent2"/>
+              </w:rPr>
+              <w:t>Transport</w:t>
             </w:r>
           </w:p>
           <w:p>
@@ -493,7 +578,15 @@
                 <w:i/>
                 <w:color w:val="C0504D" w:themeColor="accent2"/>
               </w:rPr>
-              <w:t>-1 DRM 1</w:t>
+              <w:t>+1 Attack Strength</w:t>
+            </w:r>
+            <w:r>
+              <w:rPr>
+                <w:rFonts w:cstheme="minorHAnsi"/>
+                <w:i/>
+                <w:color w:val="C0504D" w:themeColor="accent2"/>
+              </w:rPr>
+              <w:t xml:space="preserve"> 1</w:t>
             </w:r>
             <w:r>
               <w:rPr>
@@ -548,7 +641,7 @@
               </w:rPr>
               <w:t xml:space="preserve"> was the final offensive conducted by </w:t>
             </w:r>
-            <w:hyperlink r:id="rId6" w:tooltip="Canada in World War II" w:history="1">
+            <w:hyperlink r:id="rId7" w:tooltip="Canada in World War II" w:history="1">
               <w:r>
                 <w:rPr>
                   <w:rStyle w:val="Hyperlink"/>
@@ -566,7 +659,7 @@
               </w:rPr>
               <w:t xml:space="preserve"> and </w:t>
             </w:r>
-            <w:hyperlink r:id="rId7" w:tooltip="Polish contribution to World War II" w:history="1">
+            <w:hyperlink r:id="rId8" w:tooltip="Polish contribution to World War II" w:history="1">
               <w:r>
                 <w:rPr>
                   <w:rStyle w:val="Hyperlink"/>
@@ -584,7 +677,7 @@
               </w:rPr>
               <w:t xml:space="preserve"> troops as part of the </w:t>
             </w:r>
-            <w:hyperlink r:id="rId8" w:tooltip="Operation Overlord" w:history="1">
+            <w:hyperlink r:id="rId9" w:tooltip="Operation Overlord" w:history="1">
               <w:r>
                 <w:rPr>
                   <w:rStyle w:val="Hyperlink"/>
@@ -602,7 +695,7 @@
               </w:rPr>
               <w:t xml:space="preserve">. The goal of this operation was to capture the strategically important </w:t>
             </w:r>
-            <w:hyperlink r:id="rId9" w:tooltip="France" w:history="1">
+            <w:hyperlink r:id="rId10" w:tooltip="France" w:history="1">
               <w:r>
                 <w:rPr>
                   <w:rStyle w:val="Hyperlink"/>
@@ -620,7 +713,7 @@
               </w:rPr>
               <w:t xml:space="preserve"> town of </w:t>
             </w:r>
-            <w:hyperlink r:id="rId10" w:tooltip="Falaise, Calvados" w:history="1">
+            <w:hyperlink r:id="rId11" w:tooltip="Falaise, Calvados" w:history="1">
               <w:r>
                 <w:rPr>
                   <w:rStyle w:val="Hyperlink"/>
@@ -638,7 +731,7 @@
               </w:rPr>
               <w:t xml:space="preserve">. This operation was undertaken by the </w:t>
             </w:r>
-            <w:hyperlink r:id="rId11" w:tooltip="Polish 1st Armoured Division" w:history="1">
+            <w:hyperlink r:id="rId12" w:tooltip="Polish 1st Armoured Division" w:history="1">
               <w:r>
                 <w:rPr>
                   <w:rStyle w:val="Hyperlink"/>
@@ -656,7 +749,7 @@
               </w:rPr>
               <w:t xml:space="preserve"> and the </w:t>
             </w:r>
-            <w:hyperlink r:id="rId12" w:history="1">
+            <w:hyperlink r:id="rId13" w:history="1">
               <w:r>
                 <w:rPr>
                   <w:rStyle w:val="Hyperlink"/>
@@ -698,7 +791,7 @@
 </file>
 
 <file path=word/styles.xml><?xml version="1.0" encoding="utf-8"?>
-<w:styles xmlns:r="http://schemas.openxmlformats.org/officeDocument/2006/relationships" xmlns:w="http://schemas.openxmlformats.org/wordprocessingml/2006/main">
+<w:styles xmlns:mc="http://schemas.openxmlformats.org/markup-compatibility/2006" xmlns:r="http://schemas.openxmlformats.org/officeDocument/2006/relationships" xmlns:w="http://schemas.openxmlformats.org/wordprocessingml/2006/main" xmlns:w14="http://schemas.microsoft.com/office/word/2010/wordml" xmlns:w15="http://schemas.microsoft.com/office/word/2012/wordml" xmlns:w16cex="http://schemas.microsoft.com/office/word/2018/wordml/cex" xmlns:w16cid="http://schemas.microsoft.com/office/word/2016/wordml/cid" xmlns:w16="http://schemas.microsoft.com/office/word/2018/wordml" xmlns:w16du="http://schemas.microsoft.com/office/word/2023/wordml/word16du" xmlns:w16sdtdh="http://schemas.microsoft.com/office/word/2020/wordml/sdtdatahash" xmlns:w16sdtfl="http://schemas.microsoft.com/office/word/2024/wordml/sdtformatlock" xmlns:w16se="http://schemas.microsoft.com/office/word/2015/wordml/symex" mc:Ignorable="w14 w15 w16se w16cid w16 w16cex w16sdtdh w16sdtfl w16du">
   <w:docDefaults>
     <w:rPrDefault>
       <w:rPr>
@@ -714,144 +807,383 @@
       </w:pPr>
     </w:pPrDefault>
   </w:docDefaults>
-  <w:latentStyles w:defLockedState="0" w:defUIPriority="99" w:defSemiHidden="1" w:defUnhideWhenUsed="1" w:defQFormat="0" w:count="267">
-    <w:lsdException w:name="Normal" w:semiHidden="0" w:uiPriority="0" w:unhideWhenUsed="0" w:qFormat="1"/>
-    <w:lsdException w:name="heading 1" w:semiHidden="0" w:uiPriority="9" w:unhideWhenUsed="0" w:qFormat="1"/>
-    <w:lsdException w:name="heading 2" w:uiPriority="9" w:qFormat="1"/>
-    <w:lsdException w:name="heading 3" w:uiPriority="9" w:qFormat="1"/>
-    <w:lsdException w:name="heading 4" w:uiPriority="9" w:qFormat="1"/>
-    <w:lsdException w:name="heading 5" w:uiPriority="9" w:qFormat="1"/>
-    <w:lsdException w:name="heading 6" w:uiPriority="9" w:qFormat="1"/>
-    <w:lsdException w:name="heading 7" w:uiPriority="9" w:qFormat="1"/>
-    <w:lsdException w:name="heading 8" w:uiPriority="9" w:qFormat="1"/>
-    <w:lsdException w:name="heading 9" w:uiPriority="9" w:qFormat="1"/>
-    <w:lsdException w:name="toc 1" w:uiPriority="39"/>
-    <w:lsdException w:name="toc 2" w:uiPriority="39"/>
-    <w:lsdException w:name="toc 3" w:uiPriority="39"/>
-    <w:lsdException w:name="toc 4" w:uiPriority="39"/>
-    <w:lsdException w:name="toc 5" w:uiPriority="39"/>
-    <w:lsdException w:name="toc 6" w:uiPriority="39"/>
-    <w:lsdException w:name="toc 7" w:uiPriority="39"/>
-    <w:lsdException w:name="toc 8" w:uiPriority="39"/>
-    <w:lsdException w:name="toc 9" w:uiPriority="39"/>
-    <w:lsdException w:name="caption" w:uiPriority="35" w:qFormat="1"/>
-    <w:lsdException w:name="Title" w:semiHidden="0" w:uiPriority="10" w:unhideWhenUsed="0" w:qFormat="1"/>
-    <w:lsdException w:name="Default Paragraph Font" w:uiPriority="1"/>
-    <w:lsdException w:name="Subtitle" w:semiHidden="0" w:uiPriority="11" w:unhideWhenUsed="0" w:qFormat="1"/>
-    <w:lsdException w:name="Strong" w:semiHidden="0" w:uiPriority="22" w:unhideWhenUsed="0" w:qFormat="1"/>
-    <w:lsdException w:name="Emphasis" w:semiHidden="0" w:uiPriority="20" w:unhideWhenUsed="0" w:qFormat="1"/>
-    <w:lsdException w:name="Table Grid" w:semiHidden="0" w:uiPriority="59" w:unhideWhenUsed="0"/>
-    <w:lsdException w:name="Placeholder Text" w:unhideWhenUsed="0"/>
-    <w:lsdException w:name="No Spacing" w:semiHidden="0" w:uiPriority="1" w:unhideWhenUsed="0" w:qFormat="1"/>
-    <w:lsdException w:name="Light Shading" w:semiHidden="0" w:uiPriority="60" w:unhideWhenUsed="0"/>
-    <w:lsdException w:name="Light List" w:semiHidden="0" w:uiPriority="61" w:unhideWhenUsed="0"/>
-    <w:lsdException w:name="Light Grid" w:semiHidden="0" w:uiPriority="62" w:unhideWhenUsed="0"/>
-    <w:lsdException w:name="Medium Shading 1" w:semiHidden="0" w:uiPriority="63" w:unhideWhenUsed="0"/>
-    <w:lsdException w:name="Medium Shading 2" w:semiHidden="0" w:uiPriority="64" w:unhideWhenUsed="0"/>
-    <w:lsdException w:name="Medium List 1" w:semiHidden="0" w:uiPriority="65" w:unhideWhenUsed="0"/>
-    <w:lsdException w:name="Medium List 2" w:semiHidden="0" w:uiPriority="66" w:unhideWhenUsed="0"/>
-    <w:lsdException w:name="Medium Grid 1" w:semiHidden="0" w:uiPriority="67" w:unhideWhenUsed="0"/>
-    <w:lsdException w:name="Medium Grid 2" w:semiHidden="0" w:uiPriority="68" w:unhideWhenUsed="0"/>
-    <w:lsdException w:name="Medium Grid 3" w:semiHidden="0" w:uiPriority="69" w:unhideWhenUsed="0"/>
-    <w:lsdException w:name="Dark List" w:semiHidden="0" w:uiPriority="70" w:unhideWhenUsed="0"/>
-    <w:lsdException w:name="Colorful Shading" w:semiHidden="0" w:uiPriority="71" w:unhideWhenUsed="0"/>
-    <w:lsdException w:name="Colorful List" w:semiHidden="0" w:uiPriority="72" w:unhideWhenUsed="0"/>
-    <w:lsdException w:name="Colorful Grid" w:semiHidden="0" w:uiPriority="73" w:unhideWhenUsed="0"/>
-    <w:lsdException w:name="Light Shading Accent 1" w:semiHidden="0" w:uiPriority="60" w:unhideWhenUsed="0"/>
-    <w:lsdException w:name="Light List Accent 1" w:semiHidden="0" w:uiPriority="61" w:unhideWhenUsed="0"/>
-    <w:lsdException w:name="Light Grid Accent 1" w:semiHidden="0" w:uiPriority="62" w:unhideWhenUsed="0"/>
-    <w:lsdException w:name="Medium Shading 1 Accent 1" w:semiHidden="0" w:uiPriority="63" w:unhideWhenUsed="0"/>
-    <w:lsdException w:name="Medium Shading 2 Accent 1" w:semiHidden="0" w:uiPriority="64" w:unhideWhenUsed="0"/>
-    <w:lsdException w:name="Medium List 1 Accent 1" w:semiHidden="0" w:uiPriority="65" w:unhideWhenUsed="0"/>
-    <w:lsdException w:name="Revision" w:unhideWhenUsed="0"/>
-    <w:lsdException w:name="List Paragraph" w:semiHidden="0" w:uiPriority="34" w:unhideWhenUsed="0" w:qFormat="1"/>
-    <w:lsdException w:name="Quote" w:semiHidden="0" w:uiPriority="29" w:unhideWhenUsed="0" w:qFormat="1"/>
-    <w:lsdException w:name="Intense Quote" w:semiHidden="0" w:uiPriority="30" w:unhideWhenUsed="0" w:qFormat="1"/>
-    <w:lsdException w:name="Medium List 2 Accent 1" w:semiHidden="0" w:uiPriority="66" w:unhideWhenUsed="0"/>
-    <w:lsdException w:name="Medium Grid 1 Accent 1" w:semiHidden="0" w:uiPriority="67" w:unhideWhenUsed="0"/>
-    <w:lsdException w:name="Medium Grid 2 Accent 1" w:semiHidden="0" w:uiPriority="68" w:unhideWhenUsed="0"/>
-    <w:lsdException w:name="Medium Grid 3 Accent 1" w:semiHidden="0" w:uiPriority="69" w:unhideWhenUsed="0"/>
-    <w:lsdException w:name="Dark List Accent 1" w:semiHidden="0" w:uiPriority="70" w:unhideWhenUsed="0"/>
-    <w:lsdException w:name="Colorful Shading Accent 1" w:semiHidden="0" w:uiPriority="71" w:unhideWhenUsed="0"/>
-    <w:lsdException w:name="Colorful List Accent 1" w:semiHidden="0" w:uiPriority="72" w:unhideWhenUsed="0"/>
-    <w:lsdException w:name="Colorful Grid Accent 1" w:semiHidden="0" w:uiPriority="73" w:unhideWhenUsed="0"/>
-    <w:lsdException w:name="Light Shading Accent 2" w:semiHidden="0" w:uiPriority="60" w:unhideWhenUsed="0"/>
-    <w:lsdException w:name="Light List Accent 2" w:semiHidden="0" w:uiPriority="61" w:unhideWhenUsed="0"/>
-    <w:lsdException w:name="Light Grid Accent 2" w:semiHidden="0" w:uiPriority="62" w:unhideWhenUsed="0"/>
-    <w:lsdException w:name="Medium Shading 1 Accent 2" w:semiHidden="0" w:uiPriority="63" w:unhideWhenUsed="0"/>
-    <w:lsdException w:name="Medium Shading 2 Accent 2" w:semiHidden="0" w:uiPriority="64" w:unhideWhenUsed="0"/>
-    <w:lsdException w:name="Medium List 1 Accent 2" w:semiHidden="0" w:uiPriority="65" w:unhideWhenUsed="0"/>
-    <w:lsdException w:name="Medium List 2 Accent 2" w:semiHidden="0" w:uiPriority="66" w:unhideWhenUsed="0"/>
-    <w:lsdException w:name="Medium Grid 1 Accent 2" w:semiHidden="0" w:uiPriority="67" w:unhideWhenUsed="0"/>
-    <w:lsdException w:name="Medium Grid 2 Accent 2" w:semiHidden="0" w:uiPriority="68" w:unhideWhenUsed="0"/>
-    <w:lsdException w:name="Medium Grid 3 Accent 2" w:semiHidden="0" w:uiPriority="69" w:unhideWhenUsed="0"/>
-    <w:lsdException w:name="Dark List Accent 2" w:semiHidden="0" w:uiPriority="70" w:unhideWhenUsed="0"/>
-    <w:lsdException w:name="Colorful Shading Accent 2" w:semiHidden="0" w:uiPriority="71" w:unhideWhenUsed="0"/>
-    <w:lsdException w:name="Colorful List Accent 2" w:semiHidden="0" w:uiPriority="72" w:unhideWhenUsed="0"/>
-    <w:lsdException w:name="Colorful Grid Accent 2" w:semiHidden="0" w:uiPriority="73" w:unhideWhenUsed="0"/>
-    <w:lsdException w:name="Light Shading Accent 3" w:semiHidden="0" w:uiPriority="60" w:unhideWhenUsed="0"/>
-    <w:lsdException w:name="Light List Accent 3" w:semiHidden="0" w:uiPriority="61" w:unhideWhenUsed="0"/>
-    <w:lsdException w:name="Light Grid Accent 3" w:semiHidden="0" w:uiPriority="62" w:unhideWhenUsed="0"/>
-    <w:lsdException w:name="Medium Shading 1 Accent 3" w:semiHidden="0" w:uiPriority="63" w:unhideWhenUsed="0"/>
-    <w:lsdException w:name="Medium Shading 2 Accent 3" w:semiHidden="0" w:uiPriority="64" w:unhideWhenUsed="0"/>
-    <w:lsdException w:name="Medium List 1 Accent 3" w:semiHidden="0" w:uiPriority="65" w:unhideWhenUsed="0"/>
-    <w:lsdException w:name="Medium List 2 Accent 3" w:semiHidden="0" w:uiPriority="66" w:unhideWhenUsed="0"/>
-    <w:lsdException w:name="Medium Grid 1 Accent 3" w:semiHidden="0" w:uiPriority="67" w:unhideWhenUsed="0"/>
-    <w:lsdException w:name="Medium Grid 2 Accent 3" w:semiHidden="0" w:uiPriority="68" w:unhideWhenUsed="0"/>
-    <w:lsdException w:name="Medium Grid 3 Accent 3" w:semiHidden="0" w:uiPriority="69" w:unhideWhenUsed="0"/>
-    <w:lsdException w:name="Dark List Accent 3" w:semiHidden="0" w:uiPriority="70" w:unhideWhenUsed="0"/>
-    <w:lsdException w:name="Colorful Shading Accent 3" w:semiHidden="0" w:uiPriority="71" w:unhideWhenUsed="0"/>
-    <w:lsdException w:name="Colorful List Accent 3" w:semiHidden="0" w:uiPriority="72" w:unhideWhenUsed="0"/>
-    <w:lsdException w:name="Colorful Grid Accent 3" w:semiHidden="0" w:uiPriority="73" w:unhideWhenUsed="0"/>
-    <w:lsdException w:name="Light Shading Accent 4" w:semiHidden="0" w:uiPriority="60" w:unhideWhenUsed="0"/>
-    <w:lsdException w:name="Light List Accent 4" w:semiHidden="0" w:uiPriority="61" w:unhideWhenUsed="0"/>
-    <w:lsdException w:name="Light Grid Accent 4" w:semiHidden="0" w:uiPriority="62" w:unhideWhenUsed="0"/>
-    <w:lsdException w:name="Medium Shading 1 Accent 4" w:semiHidden="0" w:uiPriority="63" w:unhideWhenUsed="0"/>
-    <w:lsdException w:name="Medium Shading 2 Accent 4" w:semiHidden="0" w:uiPriority="64" w:unhideWhenUsed="0"/>
-    <w:lsdException w:name="Medium List 1 Accent 4" w:semiHidden="0" w:uiPriority="65" w:unhideWhenUsed="0"/>
-    <w:lsdException w:name="Medium List 2 Accent 4" w:semiHidden="0" w:uiPriority="66" w:unhideWhenUsed="0"/>
-    <w:lsdException w:name="Medium Grid 1 Accent 4" w:semiHidden="0" w:uiPriority="67" w:unhideWhenUsed="0"/>
-    <w:lsdException w:name="Medium Grid 2 Accent 4" w:semiHidden="0" w:uiPriority="68" w:unhideWhenUsed="0"/>
-    <w:lsdException w:name="Medium Grid 3 Accent 4" w:semiHidden="0" w:uiPriority="69" w:unhideWhenUsed="0"/>
-    <w:lsdException w:name="Dark List Accent 4" w:semiHidden="0" w:uiPriority="70" w:unhideWhenUsed="0"/>
-    <w:lsdException w:name="Colorful Shading Accent 4" w:semiHidden="0" w:uiPriority="71" w:unhideWhenUsed="0"/>
-    <w:lsdException w:name="Colorful List Accent 4" w:semiHidden="0" w:uiPriority="72" w:unhideWhenUsed="0"/>
-    <w:lsdException w:name="Colorful Grid Accent 4" w:semiHidden="0" w:uiPriority="73" w:unhideWhenUsed="0"/>
-    <w:lsdException w:name="Light Shading Accent 5" w:semiHidden="0" w:uiPriority="60" w:unhideWhenUsed="0"/>
-    <w:lsdException w:name="Light List Accent 5" w:semiHidden="0" w:uiPriority="61" w:unhideWhenUsed="0"/>
-    <w:lsdException w:name="Light Grid Accent 5" w:semiHidden="0" w:uiPriority="62" w:unhideWhenUsed="0"/>
-    <w:lsdException w:name="Medium Shading 1 Accent 5" w:semiHidden="0" w:uiPriority="63" w:unhideWhenUsed="0"/>
-    <w:lsdException w:name="Medium Shading 2 Accent 5" w:semiHidden="0" w:uiPriority="64" w:unhideWhenUsed="0"/>
-    <w:lsdException w:name="Medium List 1 Accent 5" w:semiHidden="0" w:uiPriority="65" w:unhideWhenUsed="0"/>
-    <w:lsdException w:name="Medium List 2 Accent 5" w:semiHidden="0" w:uiPriority="66" w:unhideWhenUsed="0"/>
-    <w:lsdException w:name="Medium Grid 1 Accent 5" w:semiHidden="0" w:uiPriority="67" w:unhideWhenUsed="0"/>
-    <w:lsdException w:name="Medium Grid 2 Accent 5" w:semiHidden="0" w:uiPriority="68" w:unhideWhenUsed="0"/>
-    <w:lsdException w:name="Medium Grid 3 Accent 5" w:semiHidden="0" w:uiPriority="69" w:unhideWhenUsed="0"/>
-    <w:lsdException w:name="Dark List Accent 5" w:semiHidden="0" w:uiPriority="70" w:unhideWhenUsed="0"/>
-    <w:lsdException w:name="Colorful Shading Accent 5" w:semiHidden="0" w:uiPriority="71" w:unhideWhenUsed="0"/>
-    <w:lsdException w:name="Colorful List Accent 5" w:semiHidden="0" w:uiPriority="72" w:unhideWhenUsed="0"/>
-    <w:lsdException w:name="Colorful Grid Accent 5" w:semiHidden="0" w:uiPriority="73" w:unhideWhenUsed="0"/>
-    <w:lsdException w:name="Light Shading Accent 6" w:semiHidden="0" w:uiPriority="60" w:unhideWhenUsed="0"/>
-    <w:lsdException w:name="Light List Accent 6" w:semiHidden="0" w:uiPriority="61" w:unhideWhenUsed="0"/>
-    <w:lsdException w:name="Light Grid Accent 6" w:semiHidden="0" w:uiPriority="62" w:unhideWhenUsed="0"/>
-    <w:lsdException w:name="Medium Shading 1 Accent 6" w:semiHidden="0" w:uiPriority="63" w:unhideWhenUsed="0"/>
-    <w:lsdException w:name="Medium Shading 2 Accent 6" w:semiHidden="0" w:uiPriority="64" w:unhideWhenUsed="0"/>
-    <w:lsdException w:name="Medium List 1 Accent 6" w:semiHidden="0" w:uiPriority="65" w:unhideWhenUsed="0"/>
-    <w:lsdException w:name="Medium List 2 Accent 6" w:semiHidden="0" w:uiPriority="66" w:unhideWhenUsed="0"/>
-    <w:lsdException w:name="Medium Grid 1 Accent 6" w:semiHidden="0" w:uiPriority="67" w:unhideWhenUsed="0"/>
-    <w:lsdException w:name="Medium Grid 2 Accent 6" w:semiHidden="0" w:uiPriority="68" w:unhideWhenUsed="0"/>
-    <w:lsdException w:name="Medium Grid 3 Accent 6" w:semiHidden="0" w:uiPriority="69" w:unhideWhenUsed="0"/>
-    <w:lsdException w:name="Dark List Accent 6" w:semiHidden="0" w:uiPriority="70" w:unhideWhenUsed="0"/>
-    <w:lsdException w:name="Colorful Shading Accent 6" w:semiHidden="0" w:uiPriority="71" w:unhideWhenUsed="0"/>
-    <w:lsdException w:name="Colorful List Accent 6" w:semiHidden="0" w:uiPriority="72" w:unhideWhenUsed="0"/>
-    <w:lsdException w:name="Colorful Grid Accent 6" w:semiHidden="0" w:uiPriority="73" w:unhideWhenUsed="0"/>
-    <w:lsdException w:name="Subtle Emphasis" w:semiHidden="0" w:uiPriority="19" w:unhideWhenUsed="0" w:qFormat="1"/>
-    <w:lsdException w:name="Intense Emphasis" w:semiHidden="0" w:uiPriority="21" w:unhideWhenUsed="0" w:qFormat="1"/>
-    <w:lsdException w:name="Subtle Reference" w:semiHidden="0" w:uiPriority="31" w:unhideWhenUsed="0" w:qFormat="1"/>
-    <w:lsdException w:name="Intense Reference" w:semiHidden="0" w:uiPriority="32" w:unhideWhenUsed="0" w:qFormat="1"/>
-    <w:lsdException w:name="Book Title" w:semiHidden="0" w:uiPriority="33" w:unhideWhenUsed="0" w:qFormat="1"/>
-    <w:lsdException w:name="Bibliography" w:uiPriority="37"/>
-    <w:lsdException w:name="TOC Heading" w:uiPriority="39" w:qFormat="1"/>
+  <w:latentStyles w:defLockedState="0" w:defUIPriority="99" w:defSemiHidden="0" w:defUnhideWhenUsed="0" w:defQFormat="0" w:count="376">
+    <w:lsdException w:name="Normal" w:uiPriority="0" w:qFormat="1"/>
+    <w:lsdException w:name="heading 1" w:uiPriority="9" w:qFormat="1"/>
+    <w:lsdException w:name="heading 2" w:semiHidden="1" w:uiPriority="9" w:unhideWhenUsed="1" w:qFormat="1"/>
+    <w:lsdException w:name="heading 3" w:semiHidden="1" w:uiPriority="9" w:unhideWhenUsed="1" w:qFormat="1"/>
+    <w:lsdException w:name="heading 4" w:semiHidden="1" w:uiPriority="9" w:unhideWhenUsed="1" w:qFormat="1"/>
+    <w:lsdException w:name="heading 5" w:semiHidden="1" w:uiPriority="9" w:unhideWhenUsed="1" w:qFormat="1"/>
+    <w:lsdException w:name="heading 6" w:semiHidden="1" w:uiPriority="9" w:unhideWhenUsed="1" w:qFormat="1"/>
+    <w:lsdException w:name="heading 7" w:semiHidden="1" w:uiPriority="9" w:unhideWhenUsed="1" w:qFormat="1"/>
+    <w:lsdException w:name="heading 8" w:semiHidden="1" w:uiPriority="9" w:unhideWhenUsed="1" w:qFormat="1"/>
+    <w:lsdException w:name="heading 9" w:semiHidden="1" w:uiPriority="9" w:unhideWhenUsed="1" w:qFormat="1"/>
+    <w:lsdException w:name="index 1" w:semiHidden="1" w:unhideWhenUsed="1"/>
+    <w:lsdException w:name="index 2" w:semiHidden="1" w:unhideWhenUsed="1"/>
+    <w:lsdException w:name="index 3" w:semiHidden="1" w:unhideWhenUsed="1"/>
+    <w:lsdException w:name="index 4" w:semiHidden="1" w:unhideWhenUsed="1"/>
+    <w:lsdException w:name="index 5" w:semiHidden="1" w:unhideWhenUsed="1"/>
+    <w:lsdException w:name="index 6" w:semiHidden="1" w:unhideWhenUsed="1"/>
+    <w:lsdException w:name="index 7" w:semiHidden="1" w:unhideWhenUsed="1"/>
+    <w:lsdException w:name="index 8" w:semiHidden="1" w:unhideWhenUsed="1"/>
+    <w:lsdException w:name="index 9" w:semiHidden="1" w:unhideWhenUsed="1"/>
+    <w:lsdException w:name="toc 1" w:semiHidden="1" w:uiPriority="39" w:unhideWhenUsed="1"/>
+    <w:lsdException w:name="toc 2" w:semiHidden="1" w:uiPriority="39" w:unhideWhenUsed="1"/>
+    <w:lsdException w:name="toc 3" w:semiHidden="1" w:uiPriority="39" w:unhideWhenUsed="1"/>
+    <w:lsdException w:name="toc 4" w:semiHidden="1" w:uiPriority="39" w:unhideWhenUsed="1"/>
+    <w:lsdException w:name="toc 5" w:semiHidden="1" w:uiPriority="39" w:unhideWhenUsed="1"/>
+    <w:lsdException w:name="toc 6" w:semiHidden="1" w:uiPriority="39" w:unhideWhenUsed="1"/>
+    <w:lsdException w:name="toc 7" w:semiHidden="1" w:uiPriority="39" w:unhideWhenUsed="1"/>
+    <w:lsdException w:name="toc 8" w:semiHidden="1" w:uiPriority="39" w:unhideWhenUsed="1"/>
+    <w:lsdException w:name="toc 9" w:semiHidden="1" w:uiPriority="39" w:unhideWhenUsed="1"/>
+    <w:lsdException w:name="Normal Indent" w:semiHidden="1" w:unhideWhenUsed="1"/>
+    <w:lsdException w:name="footnote text" w:semiHidden="1" w:unhideWhenUsed="1"/>
+    <w:lsdException w:name="annotation text" w:semiHidden="1" w:unhideWhenUsed="1"/>
+    <w:lsdException w:name="header" w:semiHidden="1" w:unhideWhenUsed="1"/>
+    <w:lsdException w:name="footer" w:semiHidden="1" w:unhideWhenUsed="1"/>
+    <w:lsdException w:name="index heading" w:semiHidden="1" w:unhideWhenUsed="1"/>
+    <w:lsdException w:name="caption" w:semiHidden="1" w:uiPriority="35" w:unhideWhenUsed="1" w:qFormat="1"/>
+    <w:lsdException w:name="table of figures" w:semiHidden="1" w:unhideWhenUsed="1"/>
+    <w:lsdException w:name="envelope address" w:semiHidden="1" w:unhideWhenUsed="1"/>
+    <w:lsdException w:name="envelope return" w:semiHidden="1" w:unhideWhenUsed="1"/>
+    <w:lsdException w:name="footnote reference" w:semiHidden="1" w:unhideWhenUsed="1"/>
+    <w:lsdException w:name="annotation reference" w:semiHidden="1" w:unhideWhenUsed="1"/>
+    <w:lsdException w:name="line number" w:semiHidden="1" w:unhideWhenUsed="1"/>
+    <w:lsdException w:name="page number" w:semiHidden="1" w:unhideWhenUsed="1"/>
+    <w:lsdException w:name="endnote reference" w:semiHidden="1" w:unhideWhenUsed="1"/>
+    <w:lsdException w:name="endnote text" w:semiHidden="1" w:unhideWhenUsed="1"/>
+    <w:lsdException w:name="table of authorities" w:semiHidden="1" w:unhideWhenUsed="1"/>
+    <w:lsdException w:name="macro" w:semiHidden="1" w:unhideWhenUsed="1"/>
+    <w:lsdException w:name="toa heading" w:semiHidden="1" w:unhideWhenUsed="1"/>
+    <w:lsdException w:name="List" w:semiHidden="1" w:unhideWhenUsed="1"/>
+    <w:lsdException w:name="List Bullet" w:semiHidden="1" w:unhideWhenUsed="1"/>
+    <w:lsdException w:name="List Number" w:semiHidden="1" w:unhideWhenUsed="1"/>
+    <w:lsdException w:name="List 2" w:semiHidden="1" w:unhideWhenUsed="1"/>
+    <w:lsdException w:name="List 3" w:semiHidden="1" w:unhideWhenUsed="1"/>
+    <w:lsdException w:name="List 4" w:semiHidden="1" w:unhideWhenUsed="1"/>
+    <w:lsdException w:name="List 5" w:semiHidden="1" w:unhideWhenUsed="1"/>
+    <w:lsdException w:name="List Bullet 2" w:semiHidden="1" w:unhideWhenUsed="1"/>
+    <w:lsdException w:name="List Bullet 3" w:semiHidden="1" w:unhideWhenUsed="1"/>
+    <w:lsdException w:name="List Bullet 4" w:semiHidden="1" w:unhideWhenUsed="1"/>
+    <w:lsdException w:name="List Bullet 5" w:semiHidden="1" w:unhideWhenUsed="1"/>
+    <w:lsdException w:name="List Number 2" w:semiHidden="1" w:unhideWhenUsed="1"/>
+    <w:lsdException w:name="List Number 3" w:semiHidden="1" w:unhideWhenUsed="1"/>
+    <w:lsdException w:name="List Number 4" w:semiHidden="1" w:unhideWhenUsed="1"/>
+    <w:lsdException w:name="List Number 5" w:semiHidden="1" w:unhideWhenUsed="1"/>
+    <w:lsdException w:name="Title" w:uiPriority="10" w:qFormat="1"/>
+    <w:lsdException w:name="Closing" w:semiHidden="1" w:unhideWhenUsed="1"/>
+    <w:lsdException w:name="Signature" w:semiHidden="1" w:unhideWhenUsed="1"/>
+    <w:lsdException w:name="Default Paragraph Font" w:semiHidden="1" w:uiPriority="1" w:unhideWhenUsed="1"/>
+    <w:lsdException w:name="Body Text" w:semiHidden="1" w:unhideWhenUsed="1"/>
+    <w:lsdException w:name="Body Text Indent" w:semiHidden="1" w:unhideWhenUsed="1"/>
+    <w:lsdException w:name="List Continue" w:semiHidden="1" w:unhideWhenUsed="1"/>
+    <w:lsdException w:name="List Continue 2" w:semiHidden="1" w:unhideWhenUsed="1"/>
+    <w:lsdException w:name="List Continue 3" w:semiHidden="1" w:unhideWhenUsed="1"/>
+    <w:lsdException w:name="List Continue 4" w:semiHidden="1" w:unhideWhenUsed="1"/>
+    <w:lsdException w:name="List Continue 5" w:semiHidden="1" w:unhideWhenUsed="1"/>
+    <w:lsdException w:name="Message Header" w:semiHidden="1" w:unhideWhenUsed="1"/>
+    <w:lsdException w:name="Subtitle" w:uiPriority="11" w:qFormat="1"/>
+    <w:lsdException w:name="Salutation" w:semiHidden="1" w:unhideWhenUsed="1"/>
+    <w:lsdException w:name="Date" w:semiHidden="1" w:unhideWhenUsed="1"/>
+    <w:lsdException w:name="Body Text First Indent" w:semiHidden="1" w:unhideWhenUsed="1"/>
+    <w:lsdException w:name="Body Text First Indent 2" w:semiHidden="1" w:unhideWhenUsed="1"/>
+    <w:lsdException w:name="Note Heading" w:semiHidden="1" w:unhideWhenUsed="1"/>
+    <w:lsdException w:name="Body Text 2" w:semiHidden="1" w:unhideWhenUsed="1"/>
+    <w:lsdException w:name="Body Text 3" w:semiHidden="1" w:unhideWhenUsed="1"/>
+    <w:lsdException w:name="Body Text Indent 2" w:semiHidden="1" w:unhideWhenUsed="1"/>
+    <w:lsdException w:name="Body Text Indent 3" w:semiHidden="1" w:unhideWhenUsed="1"/>
+    <w:lsdException w:name="Block Text" w:semiHidden="1" w:unhideWhenUsed="1"/>
+    <w:lsdException w:name="Hyperlink" w:semiHidden="1" w:unhideWhenUsed="1"/>
+    <w:lsdException w:name="FollowedHyperlink" w:semiHidden="1" w:unhideWhenUsed="1"/>
+    <w:lsdException w:name="Strong" w:uiPriority="22" w:qFormat="1"/>
+    <w:lsdException w:name="Emphasis" w:uiPriority="20" w:qFormat="1"/>
+    <w:lsdException w:name="Document Map" w:semiHidden="1" w:unhideWhenUsed="1"/>
+    <w:lsdException w:name="Plain Text" w:semiHidden="1" w:unhideWhenUsed="1"/>
+    <w:lsdException w:name="E-mail Signature" w:semiHidden="1" w:unhideWhenUsed="1"/>
+    <w:lsdException w:name="HTML Top of Form" w:semiHidden="1" w:unhideWhenUsed="1"/>
+    <w:lsdException w:name="HTML Bottom of Form" w:semiHidden="1" w:unhideWhenUsed="1"/>
+    <w:lsdException w:name="Normal (Web)" w:semiHidden="1" w:unhideWhenUsed="1"/>
+    <w:lsdException w:name="HTML Acronym" w:semiHidden="1" w:unhideWhenUsed="1"/>
+    <w:lsdException w:name="HTML Address" w:semiHidden="1" w:unhideWhenUsed="1"/>
+    <w:lsdException w:name="HTML Cite" w:semiHidden="1" w:unhideWhenUsed="1"/>
+    <w:lsdException w:name="HTML Code" w:semiHidden="1" w:unhideWhenUsed="1"/>
+    <w:lsdException w:name="HTML Definition" w:semiHidden="1" w:unhideWhenUsed="1"/>
+    <w:lsdException w:name="HTML Keyboard" w:semiHidden="1" w:unhideWhenUsed="1"/>
+    <w:lsdException w:name="HTML Preformatted" w:semiHidden="1" w:unhideWhenUsed="1"/>
+    <w:lsdException w:name="HTML Sample" w:semiHidden="1" w:unhideWhenUsed="1"/>
+    <w:lsdException w:name="HTML Typewriter" w:semiHidden="1" w:unhideWhenUsed="1"/>
+    <w:lsdException w:name="HTML Variable" w:semiHidden="1" w:unhideWhenUsed="1"/>
+    <w:lsdException w:name="Normal Table" w:semiHidden="1" w:unhideWhenUsed="1"/>
+    <w:lsdException w:name="annotation subject" w:semiHidden="1" w:unhideWhenUsed="1"/>
+    <w:lsdException w:name="No List" w:semiHidden="1" w:unhideWhenUsed="1"/>
+    <w:lsdException w:name="Outline List 1" w:semiHidden="1" w:unhideWhenUsed="1"/>
+    <w:lsdException w:name="Outline List 2" w:semiHidden="1" w:unhideWhenUsed="1"/>
+    <w:lsdException w:name="Outline List 3" w:semiHidden="1" w:unhideWhenUsed="1"/>
+    <w:lsdException w:name="Table Simple 1" w:semiHidden="1" w:unhideWhenUsed="1"/>
+    <w:lsdException w:name="Table Simple 2" w:semiHidden="1" w:unhideWhenUsed="1"/>
+    <w:lsdException w:name="Table Simple 3" w:semiHidden="1" w:unhideWhenUsed="1"/>
+    <w:lsdException w:name="Table Classic 1" w:semiHidden="1" w:unhideWhenUsed="1"/>
+    <w:lsdException w:name="Table Classic 2" w:semiHidden="1" w:unhideWhenUsed="1"/>
+    <w:lsdException w:name="Table Classic 3" w:semiHidden="1" w:unhideWhenUsed="1"/>
+    <w:lsdException w:name="Table Classic 4" w:semiHidden="1" w:unhideWhenUsed="1"/>
+    <w:lsdException w:name="Table Colorful 1" w:semiHidden="1" w:unhideWhenUsed="1"/>
+    <w:lsdException w:name="Table Colorful 2" w:semiHidden="1" w:unhideWhenUsed="1"/>
+    <w:lsdException w:name="Table Colorful 3" w:semiHidden="1" w:unhideWhenUsed="1"/>
+    <w:lsdException w:name="Table Columns 1" w:semiHidden="1" w:unhideWhenUsed="1"/>
+    <w:lsdException w:name="Table Columns 2" w:semiHidden="1" w:unhideWhenUsed="1"/>
+    <w:lsdException w:name="Table Columns 3" w:semiHidden="1" w:unhideWhenUsed="1"/>
+    <w:lsdException w:name="Table Columns 4" w:semiHidden="1" w:unhideWhenUsed="1"/>
+    <w:lsdException w:name="Table Columns 5" w:semiHidden="1" w:unhideWhenUsed="1"/>
+    <w:lsdException w:name="Table Grid 1" w:semiHidden="1" w:unhideWhenUsed="1"/>
+    <w:lsdException w:name="Table Grid 2" w:semiHidden="1" w:unhideWhenUsed="1"/>
+    <w:lsdException w:name="Table Grid 3" w:semiHidden="1" w:unhideWhenUsed="1"/>
+    <w:lsdException w:name="Table Grid 4" w:semiHidden="1" w:unhideWhenUsed="1"/>
+    <w:lsdException w:name="Table Grid 5" w:semiHidden="1" w:unhideWhenUsed="1"/>
+    <w:lsdException w:name="Table Grid 6" w:semiHidden="1" w:unhideWhenUsed="1"/>
+    <w:lsdException w:name="Table Grid 7" w:semiHidden="1" w:unhideWhenUsed="1"/>
+    <w:lsdException w:name="Table Grid 8" w:semiHidden="1" w:unhideWhenUsed="1"/>
+    <w:lsdException w:name="Table List 1" w:semiHidden="1" w:unhideWhenUsed="1"/>
+    <w:lsdException w:name="Table List 2" w:semiHidden="1" w:unhideWhenUsed="1"/>
+    <w:lsdException w:name="Table List 3" w:semiHidden="1" w:unhideWhenUsed="1"/>
+    <w:lsdException w:name="Table List 4" w:semiHidden="1" w:unhideWhenUsed="1"/>
+    <w:lsdException w:name="Table List 5" w:semiHidden="1" w:unhideWhenUsed="1"/>
+    <w:lsdException w:name="Table List 6" w:semiHidden="1" w:unhideWhenUsed="1"/>
+    <w:lsdException w:name="Table List 7" w:semiHidden="1" w:unhideWhenUsed="1"/>
+    <w:lsdException w:name="Table List 8" w:semiHidden="1" w:unhideWhenUsed="1"/>
+    <w:lsdException w:name="Table 3D effects 1" w:semiHidden="1" w:unhideWhenUsed="1"/>
+    <w:lsdException w:name="Table 3D effects 2" w:semiHidden="1" w:unhideWhenUsed="1"/>
+    <w:lsdException w:name="Table 3D effects 3" w:semiHidden="1" w:unhideWhenUsed="1"/>
+    <w:lsdException w:name="Table Contemporary" w:semiHidden="1" w:unhideWhenUsed="1"/>
+    <w:lsdException w:name="Table Elegant" w:semiHidden="1" w:unhideWhenUsed="1"/>
+    <w:lsdException w:name="Table Professional" w:semiHidden="1" w:unhideWhenUsed="1"/>
+    <w:lsdException w:name="Table Subtle 1" w:semiHidden="1" w:unhideWhenUsed="1"/>
+    <w:lsdException w:name="Table Subtle 2" w:semiHidden="1" w:unhideWhenUsed="1"/>
+    <w:lsdException w:name="Table Web 1" w:semiHidden="1" w:unhideWhenUsed="1"/>
+    <w:lsdException w:name="Table Web 2" w:semiHidden="1" w:unhideWhenUsed="1"/>
+    <w:lsdException w:name="Table Web 3" w:semiHidden="1" w:unhideWhenUsed="1"/>
+    <w:lsdException w:name="Balloon Text" w:semiHidden="1" w:unhideWhenUsed="1"/>
+    <w:lsdException w:name="Table Grid" w:uiPriority="59"/>
+    <w:lsdException w:name="Table Theme" w:semiHidden="1" w:unhideWhenUsed="1"/>
+    <w:lsdException w:name="Placeholder Text" w:semiHidden="1"/>
+    <w:lsdException w:name="No Spacing" w:uiPriority="1" w:qFormat="1"/>
+    <w:lsdException w:name="Light Shading" w:uiPriority="60"/>
+    <w:lsdException w:name="Light List" w:uiPriority="61"/>
+    <w:lsdException w:name="Light Grid" w:uiPriority="62"/>
+    <w:lsdException w:name="Medium Shading 1" w:uiPriority="63"/>
+    <w:lsdException w:name="Medium Shading 2" w:uiPriority="64"/>
+    <w:lsdException w:name="Medium List 1" w:uiPriority="65"/>
+    <w:lsdException w:name="Medium List 2" w:uiPriority="66"/>
+    <w:lsdException w:name="Medium Grid 1" w:uiPriority="67"/>
+    <w:lsdException w:name="Medium Grid 2" w:uiPriority="68"/>
+    <w:lsdException w:name="Medium Grid 3" w:uiPriority="69"/>
+    <w:lsdException w:name="Dark List" w:uiPriority="70"/>
+    <w:lsdException w:name="Colorful Shading" w:uiPriority="71"/>
+    <w:lsdException w:name="Colorful List" w:uiPriority="72"/>
+    <w:lsdException w:name="Colorful Grid" w:uiPriority="73"/>
+    <w:lsdException w:name="Light Shading Accent 1" w:uiPriority="60"/>
+    <w:lsdException w:name="Light List Accent 1" w:uiPriority="61"/>
+    <w:lsdException w:name="Light Grid Accent 1" w:uiPriority="62"/>
+    <w:lsdException w:name="Medium Shading 1 Accent 1" w:uiPriority="63"/>
+    <w:lsdException w:name="Medium Shading 2 Accent 1" w:uiPriority="64"/>
+    <w:lsdException w:name="Medium List 1 Accent 1" w:uiPriority="65"/>
+    <w:lsdException w:name="Revision" w:semiHidden="1"/>
+    <w:lsdException w:name="List Paragraph" w:uiPriority="34" w:qFormat="1"/>
+    <w:lsdException w:name="Quote" w:uiPriority="29" w:qFormat="1"/>
+    <w:lsdException w:name="Intense Quote" w:uiPriority="30" w:qFormat="1"/>
+    <w:lsdException w:name="Medium List 2 Accent 1" w:uiPriority="66"/>
+    <w:lsdException w:name="Medium Grid 1 Accent 1" w:uiPriority="67"/>
+    <w:lsdException w:name="Medium Grid 2 Accent 1" w:uiPriority="68"/>
+    <w:lsdException w:name="Medium Grid 3 Accent 1" w:uiPriority="69"/>
+    <w:lsdException w:name="Dark List Accent 1" w:uiPriority="70"/>
+    <w:lsdException w:name="Colorful Shading Accent 1" w:uiPriority="71"/>
+    <w:lsdException w:name="Colorful List Accent 1" w:uiPriority="72"/>
+    <w:lsdException w:name="Colorful Grid Accent 1" w:uiPriority="73"/>
+    <w:lsdException w:name="Light Shading Accent 2" w:uiPriority="60"/>
+    <w:lsdException w:name="Light List Accent 2" w:uiPriority="61"/>
+    <w:lsdException w:name="Light Grid Accent 2" w:uiPriority="62"/>
+    <w:lsdException w:name="Medium Shading 1 Accent 2" w:uiPriority="63"/>
+    <w:lsdException w:name="Medium Shading 2 Accent 2" w:uiPriority="64"/>
+    <w:lsdException w:name="Medium List 1 Accent 2" w:uiPriority="65"/>
+    <w:lsdException w:name="Medium List 2 Accent 2" w:uiPriority="66"/>
+    <w:lsdException w:name="Medium Grid 1 Accent 2" w:uiPriority="67"/>
+    <w:lsdException w:name="Medium Grid 2 Accent 2" w:uiPriority="68"/>
+    <w:lsdException w:name="Medium Grid 3 Accent 2" w:uiPriority="69"/>
+    <w:lsdException w:name="Dark List Accent 2" w:uiPriority="70"/>
+    <w:lsdException w:name="Colorful Shading Accent 2" w:uiPriority="71"/>
+    <w:lsdException w:name="Colorful List Accent 2" w:uiPriority="72"/>
+    <w:lsdException w:name="Colorful Grid Accent 2" w:uiPriority="73"/>
+    <w:lsdException w:name="Light Shading Accent 3" w:uiPriority="60"/>
+    <w:lsdException w:name="Light List Accent 3" w:uiPriority="61"/>
+    <w:lsdException w:name="Light Grid Accent 3" w:uiPriority="62"/>
+    <w:lsdException w:name="Medium Shading 1 Accent 3" w:uiPriority="63"/>
+    <w:lsdException w:name="Medium Shading 2 Accent 3" w:uiPriority="64"/>
+    <w:lsdException w:name="Medium List 1 Accent 3" w:uiPriority="65"/>
+    <w:lsdException w:name="Medium List 2 Accent 3" w:uiPriority="66"/>
+    <w:lsdException w:name="Medium Grid 1 Accent 3" w:uiPriority="67"/>
+    <w:lsdException w:name="Medium Grid 2 Accent 3" w:uiPriority="68"/>
+    <w:lsdException w:name="Medium Grid 3 Accent 3" w:uiPriority="69"/>
+    <w:lsdException w:name="Dark List Accent 3" w:uiPriority="70"/>
+    <w:lsdException w:name="Colorful Shading Accent 3" w:uiPriority="71"/>
+    <w:lsdException w:name="Colorful List Accent 3" w:uiPriority="72"/>
+    <w:lsdException w:name="Colorful Grid Accent 3" w:uiPriority="73"/>
+    <w:lsdException w:name="Light Shading Accent 4" w:uiPriority="60"/>
+    <w:lsdException w:name="Light List Accent 4" w:uiPriority="61"/>
+    <w:lsdException w:name="Light Grid Accent 4" w:uiPriority="62"/>
+    <w:lsdException w:name="Medium Shading 1 Accent 4" w:uiPriority="63"/>
+    <w:lsdException w:name="Medium Shading 2 Accent 4" w:uiPriority="64"/>
+    <w:lsdException w:name="Medium List 1 Accent 4" w:uiPriority="65"/>
+    <w:lsdException w:name="Medium List 2 Accent 4" w:uiPriority="66"/>
+    <w:lsdException w:name="Medium Grid 1 Accent 4" w:uiPriority="67"/>
+    <w:lsdException w:name="Medium Grid 2 Accent 4" w:uiPriority="68"/>
+    <w:lsdException w:name="Medium Grid 3 Accent 4" w:uiPriority="69"/>
+    <w:lsdException w:name="Dark List Accent 4" w:uiPriority="70"/>
+    <w:lsdException w:name="Colorful Shading Accent 4" w:uiPriority="71"/>
+    <w:lsdException w:name="Colorful List Accent 4" w:uiPriority="72"/>
+    <w:lsdException w:name="Colorful Grid Accent 4" w:uiPriority="73"/>
+    <w:lsdException w:name="Light Shading Accent 5" w:uiPriority="60"/>
+    <w:lsdException w:name="Light List Accent 5" w:uiPriority="61"/>
+    <w:lsdException w:name="Light Grid Accent 5" w:uiPriority="62"/>
+    <w:lsdException w:name="Medium Shading 1 Accent 5" w:uiPriority="63"/>
+    <w:lsdException w:name="Medium Shading 2 Accent 5" w:uiPriority="64"/>
+    <w:lsdException w:name="Medium List 1 Accent 5" w:uiPriority="65"/>
+    <w:lsdException w:name="Medium List 2 Accent 5" w:uiPriority="66"/>
+    <w:lsdException w:name="Medium Grid 1 Accent 5" w:uiPriority="67"/>
+    <w:lsdException w:name="Medium Grid 2 Accent 5" w:uiPriority="68"/>
+    <w:lsdException w:name="Medium Grid 3 Accent 5" w:uiPriority="69"/>
+    <w:lsdException w:name="Dark List Accent 5" w:uiPriority="70"/>
+    <w:lsdException w:name="Colorful Shading Accent 5" w:uiPriority="71"/>
+    <w:lsdException w:name="Colorful List Accent 5" w:uiPriority="72"/>
+    <w:lsdException w:name="Colorful Grid Accent 5" w:uiPriority="73"/>
+    <w:lsdException w:name="Light Shading Accent 6" w:uiPriority="60"/>
+    <w:lsdException w:name="Light List Accent 6" w:uiPriority="61"/>
+    <w:lsdException w:name="Light Grid Accent 6" w:uiPriority="62"/>
+    <w:lsdException w:name="Medium Shading 1 Accent 6" w:uiPriority="63"/>
+    <w:lsdException w:name="Medium Shading 2 Accent 6" w:uiPriority="64"/>
+    <w:lsdException w:name="Medium List 1 Accent 6" w:uiPriority="65"/>
+    <w:lsdException w:name="Medium List 2 Accent 6" w:uiPriority="66"/>
+    <w:lsdException w:name="Medium Grid 1 Accent 6" w:uiPriority="67"/>
+    <w:lsdException w:name="Medium Grid 2 Accent 6" w:uiPriority="68"/>
+    <w:lsdException w:name="Medium Grid 3 Accent 6" w:uiPriority="69"/>
+    <w:lsdException w:name="Dark List Accent 6" w:uiPriority="70"/>
+    <w:lsdException w:name="Colorful Shading Accent 6" w:uiPriority="71"/>
+    <w:lsdException w:name="Colorful List Accent 6" w:uiPriority="72"/>
+    <w:lsdException w:name="Colorful Grid Accent 6" w:uiPriority="73"/>
+    <w:lsdException w:name="Subtle Emphasis" w:uiPriority="19" w:qFormat="1"/>
+    <w:lsdException w:name="Intense Emphasis" w:uiPriority="21" w:qFormat="1"/>
+    <w:lsdException w:name="Subtle Reference" w:uiPriority="31" w:qFormat="1"/>
+    <w:lsdException w:name="Intense Reference" w:uiPriority="32" w:qFormat="1"/>
+    <w:lsdException w:name="Book Title" w:uiPriority="33" w:qFormat="1"/>
+    <w:lsdException w:name="Bibliography" w:semiHidden="1" w:uiPriority="37" w:unhideWhenUsed="1"/>
+    <w:lsdException w:name="TOC Heading" w:semiHidden="1" w:uiPriority="39" w:unhideWhenUsed="1" w:qFormat="1"/>
+    <w:lsdException w:name="Plain Table 1" w:uiPriority="41"/>
+    <w:lsdException w:name="Plain Table 2" w:uiPriority="42"/>
+    <w:lsdException w:name="Plain Table 3" w:uiPriority="43"/>
+    <w:lsdException w:name="Plain Table 4" w:uiPriority="44"/>
+    <w:lsdException w:name="Plain Table 5" w:uiPriority="45"/>
+    <w:lsdException w:name="Grid Table Light" w:uiPriority="40"/>
+    <w:lsdException w:name="Grid Table 1 Light" w:uiPriority="46"/>
+    <w:lsdException w:name="Grid Table 2" w:uiPriority="47"/>
+    <w:lsdException w:name="Grid Table 3" w:uiPriority="48"/>
+    <w:lsdException w:name="Grid Table 4" w:uiPriority="49"/>
+    <w:lsdException w:name="Grid Table 5 Dark" w:uiPriority="50"/>
+    <w:lsdException w:name="Grid Table 6 Colorful" w:uiPriority="51"/>
+    <w:lsdException w:name="Grid Table 7 Colorful" w:uiPriority="52"/>
+    <w:lsdException w:name="Grid Table 1 Light Accent 1" w:uiPriority="46"/>
+    <w:lsdException w:name="Grid Table 2 Accent 1" w:uiPriority="47"/>
+    <w:lsdException w:name="Grid Table 3 Accent 1" w:uiPriority="48"/>
+    <w:lsdException w:name="Grid Table 4 Accent 1" w:uiPriority="49"/>
+    <w:lsdException w:name="Grid Table 5 Dark Accent 1" w:uiPriority="50"/>
+    <w:lsdException w:name="Grid Table 6 Colorful Accent 1" w:uiPriority="51"/>
+    <w:lsdException w:name="Grid Table 7 Colorful Accent 1" w:uiPriority="52"/>
+    <w:lsdException w:name="Grid Table 1 Light Accent 2" w:uiPriority="46"/>
+    <w:lsdException w:name="Grid Table 2 Accent 2" w:uiPriority="47"/>
+    <w:lsdException w:name="Grid Table 3 Accent 2" w:uiPriority="48"/>
+    <w:lsdException w:name="Grid Table 4 Accent 2" w:uiPriority="49"/>
+    <w:lsdException w:name="Grid Table 5 Dark Accent 2" w:uiPriority="50"/>
+    <w:lsdException w:name="Grid Table 6 Colorful Accent 2" w:uiPriority="51"/>
+    <w:lsdException w:name="Grid Table 7 Colorful Accent 2" w:uiPriority="52"/>
+    <w:lsdException w:name="Grid Table 1 Light Accent 3" w:uiPriority="46"/>
+    <w:lsdException w:name="Grid Table 2 Accent 3" w:uiPriority="47"/>
+    <w:lsdException w:name="Grid Table 3 Accent 3" w:uiPriority="48"/>
+    <w:lsdException w:name="Grid Table 4 Accent 3" w:uiPriority="49"/>
+    <w:lsdException w:name="Grid Table 5 Dark Accent 3" w:uiPriority="50"/>
+    <w:lsdException w:name="Grid Table 6 Colorful Accent 3" w:uiPriority="51"/>
+    <w:lsdException w:name="Grid Table 7 Colorful Accent 3" w:uiPriority="52"/>
+    <w:lsdException w:name="Grid Table 1 Light Accent 4" w:uiPriority="46"/>
+    <w:lsdException w:name="Grid Table 2 Accent 4" w:uiPriority="47"/>
+    <w:lsdException w:name="Grid Table 3 Accent 4" w:uiPriority="48"/>
+    <w:lsdException w:name="Grid Table 4 Accent 4" w:uiPriority="49"/>
+    <w:lsdException w:name="Grid Table 5 Dark Accent 4" w:uiPriority="50"/>
+    <w:lsdException w:name="Grid Table 6 Colorful Accent 4" w:uiPriority="51"/>
+    <w:lsdException w:name="Grid Table 7 Colorful Accent 4" w:uiPriority="52"/>
+    <w:lsdException w:name="Grid Table 1 Light Accent 5" w:uiPriority="46"/>
+    <w:lsdException w:name="Grid Table 2 Accent 5" w:uiPriority="47"/>
+    <w:lsdException w:name="Grid Table 3 Accent 5" w:uiPriority="48"/>
+    <w:lsdException w:name="Grid Table 4 Accent 5" w:uiPriority="49"/>
+    <w:lsdException w:name="Grid Table 5 Dark Accent 5" w:uiPriority="50"/>
+    <w:lsdException w:name="Grid Table 6 Colorful Accent 5" w:uiPriority="51"/>
+    <w:lsdException w:name="Grid Table 7 Colorful Accent 5" w:uiPriority="52"/>
+    <w:lsdException w:name="Grid Table 1 Light Accent 6" w:uiPriority="46"/>
+    <w:lsdException w:name="Grid Table 2 Accent 6" w:uiPriority="47"/>
+    <w:lsdException w:name="Grid Table 3 Accent 6" w:uiPriority="48"/>
+    <w:lsdException w:name="Grid Table 4 Accent 6" w:uiPriority="49"/>
+    <w:lsdException w:name="Grid Table 5 Dark Accent 6" w:uiPriority="50"/>
+    <w:lsdException w:name="Grid Table 6 Colorful Accent 6" w:uiPriority="51"/>
+    <w:lsdException w:name="Grid Table 7 Colorful Accent 6" w:uiPriority="52"/>
+    <w:lsdException w:name="List Table 1 Light" w:uiPriority="46"/>
+    <w:lsdException w:name="List Table 2" w:uiPriority="47"/>
+    <w:lsdException w:name="List Table 3" w:uiPriority="48"/>
+    <w:lsdException w:name="List Table 4" w:uiPriority="49"/>
+    <w:lsdException w:name="List Table 5 Dark" w:uiPriority="50"/>
+    <w:lsdException w:name="List Table 6 Colorful" w:uiPriority="51"/>
+    <w:lsdException w:name="List Table 7 Colorful" w:uiPriority="52"/>
+    <w:lsdException w:name="List Table 1 Light Accent 1" w:uiPriority="46"/>
+    <w:lsdException w:name="List Table 2 Accent 1" w:uiPriority="47"/>
+    <w:lsdException w:name="List Table 3 Accent 1" w:uiPriority="48"/>
+    <w:lsdException w:name="List Table 4 Accent 1" w:uiPriority="49"/>
+    <w:lsdException w:name="List Table 5 Dark Accent 1" w:uiPriority="50"/>
+    <w:lsdException w:name="List Table 6 Colorful Accent 1" w:uiPriority="51"/>
+    <w:lsdException w:name="List Table 7 Colorful Accent 1" w:uiPriority="52"/>
+    <w:lsdException w:name="List Table 1 Light Accent 2" w:uiPriority="46"/>
+    <w:lsdException w:name="List Table 2 Accent 2" w:uiPriority="47"/>
+    <w:lsdException w:name="List Table 3 Accent 2" w:uiPriority="48"/>
+    <w:lsdException w:name="List Table 4 Accent 2" w:uiPriority="49"/>
+    <w:lsdException w:name="List Table 5 Dark Accent 2" w:uiPriority="50"/>
+    <w:lsdException w:name="List Table 6 Colorful Accent 2" w:uiPriority="51"/>
+    <w:lsdException w:name="List Table 7 Colorful Accent 2" w:uiPriority="52"/>
+    <w:lsdException w:name="List Table 1 Light Accent 3" w:uiPriority="46"/>
+    <w:lsdException w:name="List Table 2 Accent 3" w:uiPriority="47"/>
+    <w:lsdException w:name="List Table 3 Accent 3" w:uiPriority="48"/>
+    <w:lsdException w:name="List Table 4 Accent 3" w:uiPriority="49"/>
+    <w:lsdException w:name="List Table 5 Dark Accent 3" w:uiPriority="50"/>
+    <w:lsdException w:name="List Table 6 Colorful Accent 3" w:uiPriority="51"/>
+    <w:lsdException w:name="List Table 7 Colorful Accent 3" w:uiPriority="52"/>
+    <w:lsdException w:name="List Table 1 Light Accent 4" w:uiPriority="46"/>
+    <w:lsdException w:name="List Table 2 Accent 4" w:uiPriority="47"/>
+    <w:lsdException w:name="List Table 3 Accent 4" w:uiPriority="48"/>
+    <w:lsdException w:name="List Table 4 Accent 4" w:uiPriority="49"/>
+    <w:lsdException w:name="List Table 5 Dark Accent 4" w:uiPriority="50"/>
+    <w:lsdException w:name="List Table 6 Colorful Accent 4" w:uiPriority="51"/>
+    <w:lsdException w:name="List Table 7 Colorful Accent 4" w:uiPriority="52"/>
+    <w:lsdException w:name="List Table 1 Light Accent 5" w:uiPriority="46"/>
+    <w:lsdException w:name="List Table 2 Accent 5" w:uiPriority="47"/>
+    <w:lsdException w:name="List Table 3 Accent 5" w:uiPriority="48"/>
+    <w:lsdException w:name="List Table 4 Accent 5" w:uiPriority="49"/>
+    <w:lsdException w:name="List Table 5 Dark Accent 5" w:uiPriority="50"/>
+    <w:lsdException w:name="List Table 6 Colorful Accent 5" w:uiPriority="51"/>
+    <w:lsdException w:name="List Table 7 Colorful Accent 5" w:uiPriority="52"/>
+    <w:lsdException w:name="List Table 1 Light Accent 6" w:uiPriority="46"/>
+    <w:lsdException w:name="List Table 2 Accent 6" w:uiPriority="47"/>
+    <w:lsdException w:name="List Table 3 Accent 6" w:uiPriority="48"/>
+    <w:lsdException w:name="List Table 4 Accent 6" w:uiPriority="49"/>
+    <w:lsdException w:name="List Table 5 Dark Accent 6" w:uiPriority="50"/>
+    <w:lsdException w:name="List Table 6 Colorful Accent 6" w:uiPriority="51"/>
+    <w:lsdException w:name="List Table 7 Colorful Accent 6" w:uiPriority="52"/>
+    <w:lsdException w:name="Mention" w:semiHidden="1" w:unhideWhenUsed="1"/>
+    <w:lsdException w:name="Smart Hyperlink" w:semiHidden="1" w:unhideWhenUsed="1"/>
+    <w:lsdException w:name="Hashtag" w:semiHidden="1" w:unhideWhenUsed="1"/>
+    <w:lsdException w:name="Unresolved Mention" w:semiHidden="1" w:unhideWhenUsed="1"/>
+    <w:lsdException w:name="Smart Link" w:semiHidden="1" w:unhideWhenUsed="1"/>
   </w:latentStyles>
   <w:style w:type="paragraph" w:default="1" w:styleId="Normal">
     <w:name w:val="Normal"/>
@@ -869,7 +1201,6 @@
     <w:uiPriority w:val="99"/>
     <w:semiHidden/>
     <w:unhideWhenUsed/>
-    <w:qFormat/>
     <w:tblPr>
       <w:tblInd w:w="0" w:type="dxa"/>
       <w:tblCellMar>
@@ -895,7 +1226,6 @@
       <w:spacing w:after="0" w:line="240" w:lineRule="auto"/>
     </w:pPr>
     <w:tblPr>
-      <w:tblInd w:w="0" w:type="dxa"/>
       <w:tblBorders>
         <w:top w:val="single" w:sz="4" w:space="0" w:color="000000" w:themeColor="text1"/>
         <w:left w:val="single" w:sz="4" w:space="0" w:color="000000" w:themeColor="text1"/>
@@ -904,12 +1234,6 @@
         <w:insideH w:val="single" w:sz="4" w:space="0" w:color="000000" w:themeColor="text1"/>
         <w:insideV w:val="single" w:sz="4" w:space="0" w:color="000000" w:themeColor="text1"/>
       </w:tblBorders>
-      <w:tblCellMar>
-        <w:top w:w="0" w:type="dxa"/>
-        <w:left w:w="108" w:type="dxa"/>
-        <w:bottom w:w="0" w:type="dxa"/>
-        <w:right w:w="108" w:type="dxa"/>
-      </w:tblCellMar>
     </w:tblPr>
   </w:style>
   <w:style w:type="paragraph" w:styleId="NormalWeb">
